--- a/Phan_Minh_Duc_Resume.docx
+++ b/Phan_Minh_Duc_Resume.docx
@@ -147,14 +147,7 @@
           <w:b/>
           <w:color w:val="0070C0"/>
         </w:rPr>
-        <w:t xml:space="preserve">Some apps I </w:t>
-      </w:r>
-      <w:r>
-        <w:rPr>
-          <w:b/>
-          <w:color w:val="0070C0"/>
-        </w:rPr>
-        <w:t>developed</w:t>
+        <w:t>Some apps I developed</w:t>
       </w:r>
     </w:p>
     <w:p>
@@ -226,14 +219,7 @@
           <w:color w:val="0000FF"/>
           <w:u w:val="single"/>
         </w:rPr>
-        <w:t>https://play.google.com/store/apps/details?id=com.ohmidas.m</w:t>
-      </w:r>
-      <w:r>
-        <w:rPr>
-          <w:color w:val="0000FF"/>
-          <w:u w:val="single"/>
-        </w:rPr>
-        <w:t>ainichi.nihongo&amp;hl=en-VN</w:t>
+        <w:t>https://play.google.com/store/apps/details?id=com.ohmidas.mainichi.nihongo&amp;hl=en-VN</w:t>
       </w:r>
     </w:p>
     <w:p>
@@ -651,10 +637,7 @@
               <w:spacing w:before="80" w:after="80"/>
             </w:pPr>
             <w:r>
-              <w:t xml:space="preserve">Android, IOS, </w:t>
-            </w:r>
-            <w:r>
-              <w:t>Windows, ....</w:t>
+              <w:t>Android, IOS, Windows, ....</w:t>
             </w:r>
           </w:p>
         </w:tc>
@@ -1282,7 +1265,21 @@
                 <w:b/>
                 <w:color w:val="0070C0"/>
               </w:rPr>
-              <w:t xml:space="preserve">   2025</w:t>
+              <w:t xml:space="preserve"> | </w:t>
+            </w:r>
+            <w:r>
+              <w:rPr>
+                <w:b/>
+                <w:color w:val="0070C0"/>
+              </w:rPr>
+              <w:t>2025</w:t>
+            </w:r>
+            <w:r>
+              <w:rPr>
+                <w:b/>
+                <w:color w:val="0070C0"/>
+              </w:rPr>
+              <w:t xml:space="preserve"> | Team size 20</w:t>
             </w:r>
           </w:p>
         </w:tc>
@@ -1352,17 +1349,11 @@
               <w:spacing w:before="40" w:after="80"/>
             </w:pPr>
             <w:r>
-              <w:t xml:space="preserve">• Role: </w:t>
-            </w:r>
-            <w:r>
-              <w:t>Mobile Developer</w:t>
+              <w:t>• Role: Mobile Developer</w:t>
             </w:r>
             <w:r>
               <w:br/>
-              <w:t xml:space="preserve">• </w:t>
-            </w:r>
-            <w:r>
-              <w:t>Developed features, optimized code, fixed bugs.</w:t>
+              <w:t>• Developed features, optimized code, fixed bugs.</w:t>
             </w:r>
           </w:p>
         </w:tc>
@@ -1469,7 +1460,21 @@
                 <w:b/>
                 <w:color w:val="0070C0"/>
               </w:rPr>
-              <w:t xml:space="preserve">   2025</w:t>
+              <w:t xml:space="preserve"> | </w:t>
+            </w:r>
+            <w:r>
+              <w:rPr>
+                <w:b/>
+                <w:color w:val="0070C0"/>
+              </w:rPr>
+              <w:t>2025</w:t>
+            </w:r>
+            <w:r>
+              <w:rPr>
+                <w:b/>
+                <w:color w:val="0070C0"/>
+              </w:rPr>
+              <w:t xml:space="preserve"> | Team size 5</w:t>
             </w:r>
           </w:p>
         </w:tc>
@@ -1625,7 +1630,28 @@
                 <w:b/>
                 <w:color w:val="0070C0"/>
               </w:rPr>
-              <w:t>HMUH AI   2025</w:t>
+              <w:t>HMUH AI</w:t>
+            </w:r>
+            <w:r>
+              <w:rPr>
+                <w:b/>
+                <w:color w:val="0070C0"/>
+              </w:rPr>
+              <w:t xml:space="preserve"> | </w:t>
+            </w:r>
+            <w:r>
+              <w:rPr>
+                <w:b/>
+                <w:color w:val="0070C0"/>
+              </w:rPr>
+              <w:t>2025</w:t>
+            </w:r>
+            <w:r>
+              <w:rPr>
+                <w:b/>
+                <w:color w:val="0070C0"/>
+              </w:rPr>
+              <w:t xml:space="preserve"> | Team size 10</w:t>
             </w:r>
           </w:p>
         </w:tc>
@@ -1692,10 +1718,7 @@
               <w:t xml:space="preserve">• </w:t>
             </w:r>
             <w:r>
-              <w:t>Planning</w:t>
-            </w:r>
-            <w:r>
-              <w:t xml:space="preserve">, </w:t>
+              <w:t xml:space="preserve">Planning, </w:t>
             </w:r>
             <w:r>
               <w:t xml:space="preserve">Review code, </w:t>
@@ -1767,12 +1790,35 @@
             <w:shd w:val="clear" w:color="auto" w:fill="E7F3FA"/>
           </w:tcPr>
           <w:p>
+            <w:proofErr w:type="spellStart"/>
             <w:r>
               <w:rPr>
                 <w:b/>
                 <w:color w:val="0070C0"/>
               </w:rPr>
-              <w:t>Ebond   2024 – 2025</w:t>
+              <w:t>Ebond</w:t>
+            </w:r>
+            <w:proofErr w:type="spellEnd"/>
+            <w:r>
+              <w:rPr>
+                <w:b/>
+                <w:color w:val="0070C0"/>
+              </w:rPr>
+              <w:t xml:space="preserve"> | </w:t>
+            </w:r>
+            <w:r>
+              <w:rPr>
+                <w:b/>
+                <w:color w:val="0070C0"/>
+              </w:rPr>
+              <w:t>2024 – 2025</w:t>
+            </w:r>
+            <w:r>
+              <w:rPr>
+                <w:b/>
+                <w:color w:val="0070C0"/>
+              </w:rPr>
+              <w:t xml:space="preserve"> | Team size 25</w:t>
             </w:r>
           </w:p>
         </w:tc>
@@ -1802,10 +1848,7 @@
               <w:spacing w:before="40" w:after="80"/>
             </w:pPr>
             <w:r>
-              <w:t xml:space="preserve">Application on POS machine to support business stores - research </w:t>
-            </w:r>
-            <w:r>
-              <w:t>technology solutions</w:t>
+              <w:t>Application on POS machine to support business stores - research technology solutions</w:t>
             </w:r>
           </w:p>
         </w:tc>
@@ -1842,10 +1885,7 @@
               <w:t xml:space="preserve">• </w:t>
             </w:r>
             <w:r>
-              <w:t>Planning</w:t>
-            </w:r>
-            <w:r>
-              <w:t xml:space="preserve">, </w:t>
+              <w:t xml:space="preserve">Planning, </w:t>
             </w:r>
             <w:r>
               <w:t xml:space="preserve">Review code, </w:t>
@@ -1921,7 +1961,49 @@
                 <w:b/>
                 <w:color w:val="0070C0"/>
               </w:rPr>
-              <w:t>Mainichi Nihongo 2023 - 2024   Team size 10</w:t>
+              <w:t>Mainichi Nihongo</w:t>
+            </w:r>
+            <w:r>
+              <w:rPr>
+                <w:b/>
+                <w:color w:val="0070C0"/>
+              </w:rPr>
+              <w:t xml:space="preserve"> |</w:t>
+            </w:r>
+            <w:r>
+              <w:rPr>
+                <w:b/>
+                <w:color w:val="0070C0"/>
+              </w:rPr>
+              <w:t xml:space="preserve"> 2023 </w:t>
+            </w:r>
+            <w:r>
+              <w:rPr>
+                <w:b/>
+                <w:color w:val="0070C0"/>
+              </w:rPr>
+              <w:t>–</w:t>
+            </w:r>
+            <w:r>
+              <w:rPr>
+                <w:b/>
+                <w:color w:val="0070C0"/>
+              </w:rPr>
+              <w:t xml:space="preserve"> 2024</w:t>
+            </w:r>
+            <w:r>
+              <w:rPr>
+                <w:b/>
+                <w:color w:val="0070C0"/>
+              </w:rPr>
+              <w:t xml:space="preserve"> | </w:t>
+            </w:r>
+            <w:r>
+              <w:rPr>
+                <w:b/>
+                <w:color w:val="0070C0"/>
+              </w:rPr>
+              <w:t>Team size 10</w:t>
             </w:r>
           </w:p>
         </w:tc>
@@ -1951,10 +2033,7 @@
               <w:spacing w:before="40" w:after="80"/>
             </w:pPr>
             <w:r>
-              <w:t xml:space="preserve">The </w:t>
-            </w:r>
-            <w:r>
-              <w:t>application supports language learning through an online to offline mechanism</w:t>
+              <w:t>The application supports language learning through an online to offline mechanism</w:t>
             </w:r>
           </w:p>
         </w:tc>
@@ -1991,10 +2070,7 @@
               <w:t xml:space="preserve">• </w:t>
             </w:r>
             <w:r>
-              <w:t>Planning</w:t>
-            </w:r>
-            <w:r>
-              <w:t xml:space="preserve">, </w:t>
+              <w:t xml:space="preserve">Planning, </w:t>
             </w:r>
             <w:r>
               <w:t xml:space="preserve">Review code, </w:t>
@@ -2065,12 +2141,70 @@
             <w:shd w:val="clear" w:color="auto" w:fill="E7F3FA"/>
           </w:tcPr>
           <w:p>
+            <w:proofErr w:type="spellStart"/>
             <w:r>
               <w:rPr>
                 <w:b/>
                 <w:color w:val="0070C0"/>
               </w:rPr>
-              <w:t>Finavi MTS 2022 - 2023   Team size 10</w:t>
+              <w:t>Finavi</w:t>
+            </w:r>
+            <w:proofErr w:type="spellEnd"/>
+            <w:r>
+              <w:rPr>
+                <w:b/>
+                <w:color w:val="0070C0"/>
+              </w:rPr>
+              <w:t xml:space="preserve"> MTS </w:t>
+            </w:r>
+            <w:r>
+              <w:rPr>
+                <w:b/>
+                <w:color w:val="0070C0"/>
+              </w:rPr>
+              <w:t xml:space="preserve">| </w:t>
+            </w:r>
+            <w:r>
+              <w:rPr>
+                <w:b/>
+                <w:color w:val="0070C0"/>
+              </w:rPr>
+              <w:t xml:space="preserve">2022 </w:t>
+            </w:r>
+            <w:r>
+              <w:rPr>
+                <w:b/>
+                <w:color w:val="0070C0"/>
+              </w:rPr>
+              <w:t>–</w:t>
+            </w:r>
+            <w:r>
+              <w:rPr>
+                <w:b/>
+                <w:color w:val="0070C0"/>
+              </w:rPr>
+              <w:t xml:space="preserve"> 2023</w:t>
+            </w:r>
+            <w:r>
+              <w:rPr>
+                <w:b/>
+                <w:color w:val="0070C0"/>
+              </w:rPr>
+              <w:t xml:space="preserve"> | </w:t>
+            </w:r>
+            <w:r>
+              <w:rPr>
+                <w:b/>
+                <w:color w:val="0070C0"/>
+              </w:rPr>
+              <w:t xml:space="preserve">Team size </w:t>
+            </w:r>
+            <w:r>
+              <w:rPr>
+                <w:b/>
+                <w:color w:val="0070C0"/>
+              </w:rPr>
+              <w:t>50</w:t>
             </w:r>
           </w:p>
         </w:tc>
@@ -2202,7 +2336,35 @@
                 <w:b/>
                 <w:color w:val="0070C0"/>
               </w:rPr>
-              <w:t>ACCS 2022   Team size 10</w:t>
+              <w:t>ACCS</w:t>
+            </w:r>
+            <w:r>
+              <w:rPr>
+                <w:b/>
+                <w:color w:val="0070C0"/>
+              </w:rPr>
+              <w:t xml:space="preserve"> |</w:t>
+            </w:r>
+            <w:r>
+              <w:rPr>
+                <w:b/>
+                <w:color w:val="0070C0"/>
+              </w:rPr>
+              <w:t xml:space="preserve"> 2022</w:t>
+            </w:r>
+            <w:r>
+              <w:rPr>
+                <w:b/>
+                <w:color w:val="0070C0"/>
+              </w:rPr>
+              <w:t xml:space="preserve"> | </w:t>
+            </w:r>
+            <w:r>
+              <w:rPr>
+                <w:b/>
+                <w:color w:val="0070C0"/>
+              </w:rPr>
+              <w:t>Team size 10</w:t>
             </w:r>
           </w:p>
         </w:tc>
@@ -2232,10 +2394,7 @@
               <w:spacing w:before="40" w:after="80"/>
             </w:pPr>
             <w:r>
-              <w:t>Mobile applicati</w:t>
-            </w:r>
-            <w:r>
-              <w:t>ons and windows software support restaurant and restaurant surveillance camera management</w:t>
+              <w:t>Mobile applications and windows software support restaurant and restaurant surveillance camera management</w:t>
             </w:r>
           </w:p>
         </w:tc>
@@ -2337,7 +2496,35 @@
                 <w:b/>
                 <w:color w:val="0070C0"/>
               </w:rPr>
-              <w:t>YODY ECOMMERCE APP   2021 -  2022   Team size 20</w:t>
+              <w:t>YODY ECOMMERCE APP</w:t>
+            </w:r>
+            <w:r>
+              <w:rPr>
+                <w:b/>
+                <w:color w:val="0070C0"/>
+              </w:rPr>
+              <w:t xml:space="preserve"> |</w:t>
+            </w:r>
+            <w:r>
+              <w:rPr>
+                <w:b/>
+                <w:color w:val="0070C0"/>
+              </w:rPr>
+              <w:t xml:space="preserve"> 2021 - 2022 </w:t>
+            </w:r>
+            <w:r>
+              <w:rPr>
+                <w:b/>
+                <w:color w:val="0070C0"/>
+              </w:rPr>
+              <w:t>|</w:t>
+            </w:r>
+            <w:r>
+              <w:rPr>
+                <w:b/>
+                <w:color w:val="0070C0"/>
+              </w:rPr>
+              <w:t xml:space="preserve"> Team size 20</w:t>
             </w:r>
           </w:p>
         </w:tc>
@@ -2478,23 +2665,42 @@
                 <w:color w:val="0070C0"/>
               </w:rPr>
               <w:lastRenderedPageBreak/>
-              <w:t xml:space="preserve">Tan Viet Book   Name of </w:t>
-            </w:r>
-            <w:proofErr w:type="gramStart"/>
+              <w:t>Tan Viet Book</w:t>
+            </w:r>
             <w:r>
               <w:rPr>
                 <w:b/>
                 <w:color w:val="0070C0"/>
               </w:rPr>
-              <w:t>customer  Tan</w:t>
-            </w:r>
-            <w:proofErr w:type="gramEnd"/>
+              <w:t xml:space="preserve"> | </w:t>
+            </w:r>
             <w:r>
               <w:rPr>
                 <w:b/>
                 <w:color w:val="0070C0"/>
               </w:rPr>
-              <w:t xml:space="preserve"> Viet Book      2021 - - - 2022</w:t>
+              <w:t>2021</w:t>
+            </w:r>
+            <w:r>
+              <w:rPr>
+                <w:b/>
+                <w:color w:val="0070C0"/>
+              </w:rPr>
+              <w:t xml:space="preserve"> – </w:t>
+            </w:r>
+            <w:r>
+              <w:rPr>
+                <w:b/>
+                <w:color w:val="0070C0"/>
+              </w:rPr>
+              <w:t>2022</w:t>
+            </w:r>
+            <w:r>
+              <w:rPr>
+                <w:b/>
+                <w:color w:val="0070C0"/>
+              </w:rPr>
+              <w:t xml:space="preserve"> | Team size 10</w:t>
             </w:r>
           </w:p>
         </w:tc>
@@ -2642,13 +2848,7 @@
       </w:r>
       <w:proofErr w:type="spellEnd"/>
       <w:r>
-        <w:t xml:space="preserve"> Academy</w:t>
-      </w:r>
-      <w:r>
-        <w:t>)</w:t>
-      </w:r>
-      <w:r>
-        <w:t xml:space="preserve"> - 2020 </w:t>
+        <w:t xml:space="preserve"> Academy) - 2020 </w:t>
       </w:r>
       <w:r>
         <w:t>–</w:t>
@@ -3163,11 +3363,6 @@
     <w:lsdException w:name="Book Title" w:uiPriority="33" w:qFormat="1"/>
     <w:lsdException w:name="Bibliography" w:semiHidden="1" w:uiPriority="37" w:unhideWhenUsed="1"/>
     <w:lsdException w:name="TOC Heading" w:semiHidden="1" w:uiPriority="39" w:unhideWhenUsed="1" w:qFormat="1"/>
-    <w:lsdException w:name="Plain Table 5" w:semiHidden="1" w:unhideWhenUsed="1"/>
-    <w:lsdException w:name="Grid Table Light" w:semiHidden="1" w:unhideWhenUsed="1"/>
-    <w:lsdException w:name="Grid Table 1 Light" w:semiHidden="1" w:unhideWhenUsed="1"/>
-    <w:lsdException w:name="Grid Table 2" w:semiHidden="1" w:unhideWhenUsed="1"/>
-    <w:lsdException w:name="Grid Table 3" w:semiHidden="1" w:unhideWhenUsed="1"/>
     <w:lsdException w:name="Grid Table 4" w:uiPriority="49"/>
     <w:lsdException w:name="Grid Table 5 Dark" w:uiPriority="50"/>
     <w:lsdException w:name="Grid Table 6 Colorful" w:uiPriority="51"/>

--- a/Phan_Minh_Duc_Resume.docx
+++ b/Phan_Minh_Duc_Resume.docx
@@ -219,7 +219,7 @@
           <w:spacing w:val="0"/>
           <w:color w:val="253241"/>
         </w:rPr>
-        <w:t xml:space="preserve">Mobile engineer with 5+ years of experience delivering iOS and Android products across banking, fintech, healthcare, e-commerce, and education. Combines hands-on Flutter development with native Kotlin and Swift experience, end-to-end product ownership, team planning, and code review.</w:t>
+        <w:t xml:space="preserve">Mobile engineer with 6 years delivering iOS and Android products across banking, fintech, healthcare, e-commerce, and education. Flutter specialist with native Kotlin/Swift experience and end-to-end product ownership.</w:t>
       </w:r>
       <w:r>
         <w:rPr>
@@ -243,7 +243,7 @@
           <w:spacing w:val="0"/>
           <w:color w:val="102F50"/>
         </w:rPr>
-        <w:t xml:space="preserve">5+ years</w:t>
+        <w:t xml:space="preserve">6 years</w:t>
       </w:r>
       <w:r>
         <w:rPr>
@@ -293,7 +293,7 @@
           <w:spacing w:val="0"/>
           <w:color w:val="102F50"/>
         </w:rPr>
-        <w:t xml:space="preserve">7 apps</w:t>
+        <w:t xml:space="preserve">10+ apps</w:t>
       </w:r>
       <w:r>
         <w:rPr>
@@ -1407,7 +1407,7 @@
           <w:spacing w:val="0"/>
           <w:color w:val="102F50"/>
         </w:rPr>
-        <w:t xml:space="preserve">CURRENT BANKING WORK</w:t>
+        <w:t xml:space="preserve">Selected Banking Projects</w:t>
       </w:r>
       <w:r>
         <w:rPr>
@@ -1806,7 +1806,7 @@
           <w:spacing w:val="0"/>
           <w:color w:val="4C5765"/>
         </w:rPr>
-        <w:t xml:space="preserve">Published iOS &amp; Android applications</w:t>
+        <w:t xml:space="preserve">Selected highlights from 10+ published iOS &amp; Android applications</w:t>
       </w:r>
       <w:r>
         <w:rPr>
